--- a/기획 자료/플레이어 캐릭터 FSM.docx
+++ b/기획 자료/플레이어 캐릭터 FSM.docx
@@ -1,6 +1,6 @@
 
 <file path=word/document.xml><?xml version="1.0" encoding="utf-8"?>
-<w:document xmlns:wpc="http://schemas.microsoft.com/office/word/2010/wordprocessingCanvas" xmlns:cx="http://schemas.microsoft.com/office/drawing/2014/chartex" xmlns:mc="http://schemas.openxmlformats.org/markup-compatibility/2006" xmlns:o="urn:schemas-microsoft-com:office:office" xmlns:r="http://schemas.openxmlformats.org/officeDocument/2006/relationships" xmlns:m="http://schemas.openxmlformats.org/officeDocument/2006/math" xmlns:v="urn:schemas-microsoft-com:vml" xmlns:wp14="http://schemas.microsoft.com/office/word/2010/wordprocessingDrawing" xmlns:wp="http://schemas.openxmlformats.org/drawingml/2006/wordprocessingDrawing" xmlns:w10="urn:schemas-microsoft-com:office:word" xmlns:w="http://schemas.openxmlformats.org/wordprocessingml/2006/main" xmlns:w14="http://schemas.microsoft.com/office/word/2010/wordml" xmlns:w15="http://schemas.microsoft.com/office/word/2012/wordml" xmlns:w16se="http://schemas.microsoft.com/office/word/2015/wordml/symex" xmlns:wpg="http://schemas.microsoft.com/office/word/2010/wordprocessingGroup" xmlns:wpi="http://schemas.microsoft.com/office/word/2010/wordprocessingInk" xmlns:wne="http://schemas.microsoft.com/office/word/2006/wordml" xmlns:wps="http://schemas.microsoft.com/office/word/2010/wordprocessingShape" mc:Ignorable="w14 w15 w16se wp14">
+<w:document xmlns:wpc="http://schemas.microsoft.com/office/word/2010/wordprocessingCanvas" xmlns:cx="http://schemas.microsoft.com/office/drawing/2014/chartex" xmlns:cx1="http://schemas.microsoft.com/office/drawing/2015/9/8/chartex" xmlns:cx2="http://schemas.microsoft.com/office/drawing/2015/10/21/chartex" xmlns:cx3="http://schemas.microsoft.com/office/drawing/2016/5/9/chartex" xmlns:cx4="http://schemas.microsoft.com/office/drawing/2016/5/10/chartex" xmlns:cx5="http://schemas.microsoft.com/office/drawing/2016/5/11/chartex" xmlns:cx6="http://schemas.microsoft.com/office/drawing/2016/5/12/chartex" xmlns:cx7="http://schemas.microsoft.com/office/drawing/2016/5/13/chartex" xmlns:cx8="http://schemas.microsoft.com/office/drawing/2016/5/14/chartex" xmlns:mc="http://schemas.openxmlformats.org/markup-compatibility/2006" xmlns:aink="http://schemas.microsoft.com/office/drawing/2016/ink" xmlns:am3d="http://schemas.microsoft.com/office/drawing/2017/model3d" xmlns:o="urn:schemas-microsoft-com:office:office" xmlns:oel="http://schemas.microsoft.com/office/2019/extlst" xmlns:r="http://schemas.openxmlformats.org/officeDocument/2006/relationships" xmlns:m="http://schemas.openxmlformats.org/officeDocument/2006/math" xmlns:v="urn:schemas-microsoft-com:vml" xmlns:wp14="http://schemas.microsoft.com/office/word/2010/wordprocessingDrawing" xmlns:wp="http://schemas.openxmlformats.org/drawingml/2006/wordprocessingDrawing" xmlns:w10="urn:schemas-microsoft-com:office:word" xmlns:w="http://schemas.openxmlformats.org/wordprocessingml/2006/main" xmlns:w14="http://schemas.microsoft.com/office/word/2010/wordml" xmlns:w15="http://schemas.microsoft.com/office/word/2012/wordml" xmlns:w16cex="http://schemas.microsoft.com/office/word/2018/wordml/cex" xmlns:w16cid="http://schemas.microsoft.com/office/word/2016/wordml/cid" xmlns:w16="http://schemas.microsoft.com/office/word/2018/wordml" xmlns:w16du="http://schemas.microsoft.com/office/word/2023/wordml/word16du" xmlns:w16sdtdh="http://schemas.microsoft.com/office/word/2020/wordml/sdtdatahash" xmlns:w16sdtfl="http://schemas.microsoft.com/office/word/2024/wordml/sdtformatlock" xmlns:w16se="http://schemas.microsoft.com/office/word/2015/wordml/symex" xmlns:wpg="http://schemas.microsoft.com/office/word/2010/wordprocessingGroup" xmlns:wpi="http://schemas.microsoft.com/office/word/2010/wordprocessingInk" xmlns:wne="http://schemas.microsoft.com/office/word/2006/wordml" xmlns:wps="http://schemas.microsoft.com/office/word/2010/wordprocessingShape" mc:Ignorable="w14 w15 w16se w16cid w16 w16cex w16sdtdh w16sdtfl w16du wp14">
   <w:body>
     <w:p>
       <w:pPr>
@@ -29,8 +29,8 @@
         <w:rPr>
           <w:rFonts w:ascii="굴림" w:eastAsia="굴림" w:hAnsi="굴림"/>
         </w:rPr>
-        <w:pict>
-          <v:rect id="_x0000_i1373" style="width:0;height:1.5pt" o:hralign="center" o:hrstd="t" o:hr="t" fillcolor="#a0a0a0" stroked="f"/>
+        <w:pict w14:anchorId="619172B6">
+          <v:rect id="_x0000_i1025" style="width:0;height:1.5pt" o:hralign="center" o:hrstd="t" o:hr="t" fillcolor="#a0a0a0" stroked="f"/>
         </w:pict>
       </w:r>
     </w:p>
@@ -802,8 +802,8 @@
         <w:rPr>
           <w:rFonts w:ascii="굴림" w:eastAsia="굴림" w:hAnsi="굴림"/>
         </w:rPr>
-        <w:pict>
-          <v:rect id="_x0000_i1374" style="width:0;height:1.5pt" o:hralign="center" o:hrstd="t" o:hr="t" fillcolor="#a0a0a0" stroked="f"/>
+        <w:pict w14:anchorId="23EA91C0">
+          <v:rect id="_x0000_i1026" style="width:0;height:1.5pt" o:hralign="center" o:hrstd="t" o:hr="t" fillcolor="#a0a0a0" stroked="f"/>
         </w:pict>
       </w:r>
     </w:p>
@@ -944,18 +944,8 @@
           <w:b/>
           <w:bCs/>
         </w:rPr>
-        <w:t xml:space="preserve">주요 </w:t>
-      </w:r>
-      <w:proofErr w:type="spellStart"/>
-      <w:r>
-        <w:rPr>
-          <w:rFonts w:ascii="굴림" w:eastAsia="굴림" w:hAnsi="굴림"/>
-          <w:b/>
-          <w:bCs/>
-        </w:rPr>
-        <w:t>로직</w:t>
-      </w:r>
-      <w:proofErr w:type="spellEnd"/>
+        <w:t>주요 로직</w:t>
+      </w:r>
       <w:r>
         <w:rPr>
           <w:rFonts w:ascii="굴림" w:eastAsia="굴림" w:hAnsi="굴림"/>
@@ -1307,18 +1297,8 @@
           <w:b/>
           <w:bCs/>
         </w:rPr>
-        <w:t xml:space="preserve">주요 </w:t>
-      </w:r>
-      <w:proofErr w:type="spellStart"/>
-      <w:r>
-        <w:rPr>
-          <w:rFonts w:ascii="굴림" w:eastAsia="굴림" w:hAnsi="굴림"/>
-          <w:b/>
-          <w:bCs/>
-        </w:rPr>
-        <w:t>로직</w:t>
-      </w:r>
-      <w:proofErr w:type="spellEnd"/>
+        <w:t>주요 로직</w:t>
+      </w:r>
       <w:r>
         <w:rPr>
           <w:rFonts w:ascii="굴림" w:eastAsia="굴림" w:hAnsi="굴림"/>
@@ -1387,21 +1367,7 @@
         <w:rPr>
           <w:rFonts w:ascii="굴림" w:eastAsia="굴림" w:hAnsi="굴림"/>
         </w:rPr>
-        <w:t xml:space="preserve">: 회피 중 정확한 타이밍에 피격 시 발동하며, 적의 뒤로 순간이동 후 </w:t>
-      </w:r>
-      <w:proofErr w:type="spellStart"/>
-      <w:r>
-        <w:rPr>
-          <w:rFonts w:ascii="굴림" w:eastAsia="굴림" w:hAnsi="굴림"/>
-        </w:rPr>
-        <w:t>슬로우</w:t>
-      </w:r>
-      <w:proofErr w:type="spellEnd"/>
-      <w:r>
-        <w:rPr>
-          <w:rFonts w:ascii="굴림" w:eastAsia="굴림" w:hAnsi="굴림"/>
-        </w:rPr>
-        <w:t xml:space="preserve"> 타임에 돌입합니다.</w:t>
+        <w:t>: 회피 중 정확한 타이밍에 피격 시 발동하며, 적의 뒤로 순간이동 후 슬로우 타임에 돌입합니다.</w:t>
       </w:r>
     </w:p>
     <w:p>
@@ -1544,18 +1510,8 @@
           <w:b/>
           <w:bCs/>
         </w:rPr>
-        <w:t xml:space="preserve">주요 </w:t>
-      </w:r>
-      <w:proofErr w:type="spellStart"/>
-      <w:r>
-        <w:rPr>
-          <w:rFonts w:ascii="굴림" w:eastAsia="굴림" w:hAnsi="굴림"/>
-          <w:b/>
-          <w:bCs/>
-        </w:rPr>
-        <w:t>로직</w:t>
-      </w:r>
-      <w:proofErr w:type="spellEnd"/>
+        <w:t>주요 로직</w:t>
+      </w:r>
       <w:r>
         <w:rPr>
           <w:rFonts w:ascii="굴림" w:eastAsia="굴림" w:hAnsi="굴림"/>
@@ -1585,21 +1541,7 @@
         <w:rPr>
           <w:rFonts w:ascii="굴림" w:eastAsia="굴림" w:hAnsi="굴림"/>
         </w:rPr>
-        <w:t xml:space="preserve">: 'G' 키를 누르고 있는 동안 받는 </w:t>
-      </w:r>
-      <w:proofErr w:type="spellStart"/>
-      <w:r>
-        <w:rPr>
-          <w:rFonts w:ascii="굴림" w:eastAsia="굴림" w:hAnsi="굴림"/>
-        </w:rPr>
-        <w:t>데미지가</w:t>
-      </w:r>
-      <w:proofErr w:type="spellEnd"/>
-      <w:r>
-        <w:rPr>
-          <w:rFonts w:ascii="굴림" w:eastAsia="굴림" w:hAnsi="굴림"/>
-        </w:rPr>
-        <w:t xml:space="preserve"> 감소합니다.</w:t>
+        <w:t>: 'G' 키를 누르고 있는 동안 받는 데미지가 감소합니다.</w:t>
       </w:r>
     </w:p>
     <w:p>
@@ -1624,21 +1566,7 @@
         <w:rPr>
           <w:rFonts w:ascii="굴림" w:eastAsia="굴림" w:hAnsi="굴림"/>
         </w:rPr>
-        <w:t xml:space="preserve">: 타이밍에 맞춰 가드 성공 시, 적의 공격을 쳐내고 </w:t>
-      </w:r>
-      <w:proofErr w:type="spellStart"/>
-      <w:r>
-        <w:rPr>
-          <w:rFonts w:ascii="굴림" w:eastAsia="굴림" w:hAnsi="굴림"/>
-        </w:rPr>
-        <w:t>슬로우</w:t>
-      </w:r>
-      <w:proofErr w:type="spellEnd"/>
-      <w:r>
-        <w:rPr>
-          <w:rFonts w:ascii="굴림" w:eastAsia="굴림" w:hAnsi="굴림"/>
-        </w:rPr>
-        <w:t xml:space="preserve"> 타임에 돌입합니다.</w:t>
+        <w:t>: 타이밍에 맞춰 가드 성공 시, 적의 공격을 쳐내고 슬로우 타임에 돌입합니다.</w:t>
       </w:r>
     </w:p>
     <w:p>
@@ -1716,8 +1644,8 @@
         <w:rPr>
           <w:rFonts w:ascii="굴림" w:eastAsia="굴림" w:hAnsi="굴림"/>
         </w:rPr>
-        <w:pict>
-          <v:rect id="_x0000_i1375" style="width:0;height:1.5pt" o:hralign="center" o:hrstd="t" o:hr="t" fillcolor="#a0a0a0" stroked="f"/>
+        <w:pict w14:anchorId="78E64039">
+          <v:rect id="_x0000_i1027" style="width:0;height:1.5pt" o:hralign="center" o:hrstd="t" o:hr="t" fillcolor="#a0a0a0" stroked="f"/>
         </w:pict>
       </w:r>
     </w:p>
@@ -2095,8 +2023,6 @@
         </w:rPr>
         <w:t>로 전환</w:t>
       </w:r>
-      <w:bookmarkStart w:id="0" w:name="_GoBack"/>
-      <w:bookmarkEnd w:id="0"/>
     </w:p>
     <w:p>
       <w:pPr>
@@ -2174,18 +2100,8 @@
           <w:b/>
           <w:bCs/>
         </w:rPr>
-        <w:t xml:space="preserve">주요 </w:t>
-      </w:r>
-      <w:proofErr w:type="spellStart"/>
-      <w:r>
-        <w:rPr>
-          <w:rFonts w:ascii="굴림" w:eastAsia="굴림" w:hAnsi="굴림"/>
-          <w:b/>
-          <w:bCs/>
-        </w:rPr>
-        <w:t>로직</w:t>
-      </w:r>
-      <w:proofErr w:type="spellEnd"/>
+        <w:t>주요 로직</w:t>
+      </w:r>
       <w:r>
         <w:rPr>
           <w:rFonts w:ascii="굴림" w:eastAsia="굴림" w:hAnsi="굴림"/>
@@ -2209,7 +2125,7 @@
           <w:b/>
           <w:bCs/>
         </w:rPr>
-        <w:t>와이어 이동 (W</w:t>
+        <w:t>와이어 이동 (</w:t>
       </w:r>
       <w:proofErr w:type="gramStart"/>
       <w:r>
@@ -2218,7 +2134,25 @@
           <w:b/>
           <w:bCs/>
         </w:rPr>
-        <w:t>,A,S,D</w:t>
+        <w:t>W,A</w:t>
+      </w:r>
+      <w:proofErr w:type="gramEnd"/>
+      <w:r>
+        <w:rPr>
+          <w:rFonts w:ascii="굴림" w:eastAsia="굴림" w:hAnsi="굴림"/>
+          <w:b/>
+          <w:bCs/>
+        </w:rPr>
+        <w:t>,</w:t>
+      </w:r>
+      <w:proofErr w:type="gramStart"/>
+      <w:r>
+        <w:rPr>
+          <w:rFonts w:ascii="굴림" w:eastAsia="굴림" w:hAnsi="굴림"/>
+          <w:b/>
+          <w:bCs/>
+        </w:rPr>
+        <w:t>S,D</w:t>
       </w:r>
       <w:proofErr w:type="gramEnd"/>
       <w:r>
@@ -2398,8 +2332,8 @@
         <w:rPr>
           <w:rFonts w:ascii="굴림" w:eastAsia="굴림" w:hAnsi="굴림"/>
         </w:rPr>
-        <w:pict>
-          <v:rect id="_x0000_i1376" style="width:0;height:1.5pt" o:hralign="center" o:hrstd="t" o:hr="t" fillcolor="#a0a0a0" stroked="f"/>
+        <w:pict w14:anchorId="343AC3DE">
+          <v:rect id="_x0000_i1028" style="width:0;height:1.5pt" o:hralign="center" o:hrstd="t" o:hr="t" fillcolor="#a0a0a0" stroked="f"/>
         </w:pict>
       </w:r>
     </w:p>
@@ -3096,18 +3030,8 @@
           <w:b/>
           <w:bCs/>
         </w:rPr>
-        <w:t xml:space="preserve">주요 </w:t>
-      </w:r>
-      <w:proofErr w:type="spellStart"/>
-      <w:r>
-        <w:rPr>
-          <w:rFonts w:ascii="굴림" w:eastAsia="굴림" w:hAnsi="굴림"/>
-          <w:b/>
-          <w:bCs/>
-        </w:rPr>
-        <w:t>로직</w:t>
-      </w:r>
-      <w:proofErr w:type="spellEnd"/>
+        <w:t>주요 로직</w:t>
+      </w:r>
       <w:r>
         <w:rPr>
           <w:rFonts w:ascii="굴림" w:eastAsia="굴림" w:hAnsi="굴림"/>
@@ -3213,8 +3137,58 @@
 </w:document>
 </file>
 
+<file path=word/endnotes.xml><?xml version="1.0" encoding="utf-8"?>
+<w:endnotes xmlns:wpc="http://schemas.microsoft.com/office/word/2010/wordprocessingCanvas" xmlns:cx="http://schemas.microsoft.com/office/drawing/2014/chartex" xmlns:cx1="http://schemas.microsoft.com/office/drawing/2015/9/8/chartex" xmlns:cx2="http://schemas.microsoft.com/office/drawing/2015/10/21/chartex" xmlns:cx3="http://schemas.microsoft.com/office/drawing/2016/5/9/chartex" xmlns:cx4="http://schemas.microsoft.com/office/drawing/2016/5/10/chartex" xmlns:cx5="http://schemas.microsoft.com/office/drawing/2016/5/11/chartex" xmlns:cx6="http://schemas.microsoft.com/office/drawing/2016/5/12/chartex" xmlns:cx7="http://schemas.microsoft.com/office/drawing/2016/5/13/chartex" xmlns:cx8="http://schemas.microsoft.com/office/drawing/2016/5/14/chartex" xmlns:mc="http://schemas.openxmlformats.org/markup-compatibility/2006" xmlns:aink="http://schemas.microsoft.com/office/drawing/2016/ink" xmlns:am3d="http://schemas.microsoft.com/office/drawing/2017/model3d" xmlns:o="urn:schemas-microsoft-com:office:office" xmlns:oel="http://schemas.microsoft.com/office/2019/extlst" xmlns:r="http://schemas.openxmlformats.org/officeDocument/2006/relationships" xmlns:m="http://schemas.openxmlformats.org/officeDocument/2006/math" xmlns:v="urn:schemas-microsoft-com:vml" xmlns:wp14="http://schemas.microsoft.com/office/word/2010/wordprocessingDrawing" xmlns:wp="http://schemas.openxmlformats.org/drawingml/2006/wordprocessingDrawing" xmlns:w10="urn:schemas-microsoft-com:office:word" xmlns:w="http://schemas.openxmlformats.org/wordprocessingml/2006/main" xmlns:w14="http://schemas.microsoft.com/office/word/2010/wordml" xmlns:w15="http://schemas.microsoft.com/office/word/2012/wordml" xmlns:w16cex="http://schemas.microsoft.com/office/word/2018/wordml/cex" xmlns:w16cid="http://schemas.microsoft.com/office/word/2016/wordml/cid" xmlns:w16="http://schemas.microsoft.com/office/word/2018/wordml" xmlns:w16du="http://schemas.microsoft.com/office/word/2023/wordml/word16du" xmlns:w16sdtdh="http://schemas.microsoft.com/office/word/2020/wordml/sdtdatahash" xmlns:w16sdtfl="http://schemas.microsoft.com/office/word/2024/wordml/sdtformatlock" xmlns:w16se="http://schemas.microsoft.com/office/word/2015/wordml/symex" xmlns:wpg="http://schemas.microsoft.com/office/word/2010/wordprocessingGroup" xmlns:wpi="http://schemas.microsoft.com/office/word/2010/wordprocessingInk" xmlns:wne="http://schemas.microsoft.com/office/word/2006/wordml" xmlns:wps="http://schemas.microsoft.com/office/word/2010/wordprocessingShape" mc:Ignorable="w14 w15 w16se w16cid w16 w16cex w16sdtdh w16sdtfl w16du wp14">
+  <w:endnote w:type="separator" w:id="-1">
+    <w:p>
+      <w:pPr>
+        <w:spacing w:after="0" w:line="240" w:lineRule="auto"/>
+      </w:pPr>
+      <w:r>
+        <w:separator/>
+      </w:r>
+    </w:p>
+  </w:endnote>
+  <w:endnote w:type="continuationSeparator" w:id="0">
+    <w:p>
+      <w:pPr>
+        <w:spacing w:after="0" w:line="240" w:lineRule="auto"/>
+      </w:pPr>
+      <w:r>
+        <w:continuationSeparator/>
+      </w:r>
+    </w:p>
+  </w:endnote>
+</w:endnotes>
+</file>
+
+<file path=word/footnotes.xml><?xml version="1.0" encoding="utf-8"?>
+<w:footnotes xmlns:wpc="http://schemas.microsoft.com/office/word/2010/wordprocessingCanvas" xmlns:cx="http://schemas.microsoft.com/office/drawing/2014/chartex" xmlns:cx1="http://schemas.microsoft.com/office/drawing/2015/9/8/chartex" xmlns:cx2="http://schemas.microsoft.com/office/drawing/2015/10/21/chartex" xmlns:cx3="http://schemas.microsoft.com/office/drawing/2016/5/9/chartex" xmlns:cx4="http://schemas.microsoft.com/office/drawing/2016/5/10/chartex" xmlns:cx5="http://schemas.microsoft.com/office/drawing/2016/5/11/chartex" xmlns:cx6="http://schemas.microsoft.com/office/drawing/2016/5/12/chartex" xmlns:cx7="http://schemas.microsoft.com/office/drawing/2016/5/13/chartex" xmlns:cx8="http://schemas.microsoft.com/office/drawing/2016/5/14/chartex" xmlns:mc="http://schemas.openxmlformats.org/markup-compatibility/2006" xmlns:aink="http://schemas.microsoft.com/office/drawing/2016/ink" xmlns:am3d="http://schemas.microsoft.com/office/drawing/2017/model3d" xmlns:o="urn:schemas-microsoft-com:office:office" xmlns:oel="http://schemas.microsoft.com/office/2019/extlst" xmlns:r="http://schemas.openxmlformats.org/officeDocument/2006/relationships" xmlns:m="http://schemas.openxmlformats.org/officeDocument/2006/math" xmlns:v="urn:schemas-microsoft-com:vml" xmlns:wp14="http://schemas.microsoft.com/office/word/2010/wordprocessingDrawing" xmlns:wp="http://schemas.openxmlformats.org/drawingml/2006/wordprocessingDrawing" xmlns:w10="urn:schemas-microsoft-com:office:word" xmlns:w="http://schemas.openxmlformats.org/wordprocessingml/2006/main" xmlns:w14="http://schemas.microsoft.com/office/word/2010/wordml" xmlns:w15="http://schemas.microsoft.com/office/word/2012/wordml" xmlns:w16cex="http://schemas.microsoft.com/office/word/2018/wordml/cex" xmlns:w16cid="http://schemas.microsoft.com/office/word/2016/wordml/cid" xmlns:w16="http://schemas.microsoft.com/office/word/2018/wordml" xmlns:w16du="http://schemas.microsoft.com/office/word/2023/wordml/word16du" xmlns:w16sdtdh="http://schemas.microsoft.com/office/word/2020/wordml/sdtdatahash" xmlns:w16sdtfl="http://schemas.microsoft.com/office/word/2024/wordml/sdtformatlock" xmlns:w16se="http://schemas.microsoft.com/office/word/2015/wordml/symex" xmlns:wpg="http://schemas.microsoft.com/office/word/2010/wordprocessingGroup" xmlns:wpi="http://schemas.microsoft.com/office/word/2010/wordprocessingInk" xmlns:wne="http://schemas.microsoft.com/office/word/2006/wordml" xmlns:wps="http://schemas.microsoft.com/office/word/2010/wordprocessingShape" mc:Ignorable="w14 w15 w16se w16cid w16 w16cex w16sdtdh w16sdtfl w16du wp14">
+  <w:footnote w:type="separator" w:id="-1">
+    <w:p>
+      <w:pPr>
+        <w:spacing w:after="0" w:line="240" w:lineRule="auto"/>
+      </w:pPr>
+      <w:r>
+        <w:separator/>
+      </w:r>
+    </w:p>
+  </w:footnote>
+  <w:footnote w:type="continuationSeparator" w:id="0">
+    <w:p>
+      <w:pPr>
+        <w:spacing w:after="0" w:line="240" w:lineRule="auto"/>
+      </w:pPr>
+      <w:r>
+        <w:continuationSeparator/>
+      </w:r>
+    </w:p>
+  </w:footnote>
+</w:footnotes>
+</file>
+
 <file path=word/numbering.xml><?xml version="1.0" encoding="utf-8"?>
-<w:numbering xmlns:wpc="http://schemas.microsoft.com/office/word/2010/wordprocessingCanvas" xmlns:cx="http://schemas.microsoft.com/office/drawing/2014/chartex" xmlns:mc="http://schemas.openxmlformats.org/markup-compatibility/2006" xmlns:o="urn:schemas-microsoft-com:office:office" xmlns:r="http://schemas.openxmlformats.org/officeDocument/2006/relationships" xmlns:m="http://schemas.openxmlformats.org/officeDocument/2006/math" xmlns:v="urn:schemas-microsoft-com:vml" xmlns:wp14="http://schemas.microsoft.com/office/word/2010/wordprocessingDrawing" xmlns:wp="http://schemas.openxmlformats.org/drawingml/2006/wordprocessingDrawing" xmlns:w10="urn:schemas-microsoft-com:office:word" xmlns:w="http://schemas.openxmlformats.org/wordprocessingml/2006/main" xmlns:w14="http://schemas.microsoft.com/office/word/2010/wordml" xmlns:w15="http://schemas.microsoft.com/office/word/2012/wordml" xmlns:w16se="http://schemas.microsoft.com/office/word/2015/wordml/symex" xmlns:wpg="http://schemas.microsoft.com/office/word/2010/wordprocessingGroup" xmlns:wpi="http://schemas.microsoft.com/office/word/2010/wordprocessingInk" xmlns:wne="http://schemas.microsoft.com/office/word/2006/wordml" xmlns:wps="http://schemas.microsoft.com/office/word/2010/wordprocessingShape" mc:Ignorable="w14 w15 w16se wp14">
+<w:numbering xmlns:wpc="http://schemas.microsoft.com/office/word/2010/wordprocessingCanvas" xmlns:cx="http://schemas.microsoft.com/office/drawing/2014/chartex" xmlns:cx1="http://schemas.microsoft.com/office/drawing/2015/9/8/chartex" xmlns:cx2="http://schemas.microsoft.com/office/drawing/2015/10/21/chartex" xmlns:cx3="http://schemas.microsoft.com/office/drawing/2016/5/9/chartex" xmlns:cx4="http://schemas.microsoft.com/office/drawing/2016/5/10/chartex" xmlns:cx5="http://schemas.microsoft.com/office/drawing/2016/5/11/chartex" xmlns:cx6="http://schemas.microsoft.com/office/drawing/2016/5/12/chartex" xmlns:cx7="http://schemas.microsoft.com/office/drawing/2016/5/13/chartex" xmlns:cx8="http://schemas.microsoft.com/office/drawing/2016/5/14/chartex" xmlns:mc="http://schemas.openxmlformats.org/markup-compatibility/2006" xmlns:aink="http://schemas.microsoft.com/office/drawing/2016/ink" xmlns:am3d="http://schemas.microsoft.com/office/drawing/2017/model3d" xmlns:o="urn:schemas-microsoft-com:office:office" xmlns:oel="http://schemas.microsoft.com/office/2019/extlst" xmlns:r="http://schemas.openxmlformats.org/officeDocument/2006/relationships" xmlns:m="http://schemas.openxmlformats.org/officeDocument/2006/math" xmlns:v="urn:schemas-microsoft-com:vml" xmlns:wp14="http://schemas.microsoft.com/office/word/2010/wordprocessingDrawing" xmlns:wp="http://schemas.openxmlformats.org/drawingml/2006/wordprocessingDrawing" xmlns:w10="urn:schemas-microsoft-com:office:word" xmlns:w="http://schemas.openxmlformats.org/wordprocessingml/2006/main" xmlns:w14="http://schemas.microsoft.com/office/word/2010/wordml" xmlns:w15="http://schemas.microsoft.com/office/word/2012/wordml" xmlns:w16cex="http://schemas.microsoft.com/office/word/2018/wordml/cex" xmlns:w16cid="http://schemas.microsoft.com/office/word/2016/wordml/cid" xmlns:w16="http://schemas.microsoft.com/office/word/2018/wordml" xmlns:w16du="http://schemas.microsoft.com/office/word/2023/wordml/word16du" xmlns:w16sdtdh="http://schemas.microsoft.com/office/word/2020/wordml/sdtdatahash" xmlns:w16sdtfl="http://schemas.microsoft.com/office/word/2024/wordml/sdtformatlock" xmlns:w16se="http://schemas.microsoft.com/office/word/2015/wordml/symex" xmlns:wpg="http://schemas.microsoft.com/office/word/2010/wordprocessingGroup" xmlns:wpi="http://schemas.microsoft.com/office/word/2010/wordprocessingInk" xmlns:wne="http://schemas.microsoft.com/office/word/2006/wordml" xmlns:wps="http://schemas.microsoft.com/office/word/2010/wordprocessingShape" mc:Ignorable="w14 w15 w16se w16cid w16 w16cex w16sdtdh w16sdtfl w16du wp14">
   <w:abstractNum w:abstractNumId="0" w15:restartNumberingAfterBreak="0">
     <w:nsid w:val="050C4856"/>
     <w:multiLevelType w:val="multilevel"/>
@@ -5748,62 +5722,62 @@
       </w:rPr>
     </w:lvl>
   </w:abstractNum>
-  <w:num w:numId="1">
+  <w:num w:numId="1" w16cid:durableId="895434847">
     <w:abstractNumId w:val="5"/>
   </w:num>
-  <w:num w:numId="2">
+  <w:num w:numId="2" w16cid:durableId="943731667">
     <w:abstractNumId w:val="12"/>
   </w:num>
-  <w:num w:numId="3">
+  <w:num w:numId="3" w16cid:durableId="678628607">
     <w:abstractNumId w:val="3"/>
   </w:num>
-  <w:num w:numId="4">
+  <w:num w:numId="4" w16cid:durableId="111870741">
     <w:abstractNumId w:val="14"/>
   </w:num>
-  <w:num w:numId="5">
+  <w:num w:numId="5" w16cid:durableId="938945797">
     <w:abstractNumId w:val="11"/>
   </w:num>
-  <w:num w:numId="6">
+  <w:num w:numId="6" w16cid:durableId="1972399158">
     <w:abstractNumId w:val="10"/>
   </w:num>
-  <w:num w:numId="7">
+  <w:num w:numId="7" w16cid:durableId="1210537422">
     <w:abstractNumId w:val="8"/>
   </w:num>
-  <w:num w:numId="8">
+  <w:num w:numId="8" w16cid:durableId="805774913">
     <w:abstractNumId w:val="0"/>
   </w:num>
-  <w:num w:numId="9">
+  <w:num w:numId="9" w16cid:durableId="1392802390">
     <w:abstractNumId w:val="15"/>
   </w:num>
-  <w:num w:numId="10">
+  <w:num w:numId="10" w16cid:durableId="1737390126">
     <w:abstractNumId w:val="13"/>
   </w:num>
-  <w:num w:numId="11">
+  <w:num w:numId="11" w16cid:durableId="1028602514">
     <w:abstractNumId w:val="9"/>
   </w:num>
-  <w:num w:numId="12">
+  <w:num w:numId="12" w16cid:durableId="1864243387">
     <w:abstractNumId w:val="7"/>
   </w:num>
-  <w:num w:numId="13">
+  <w:num w:numId="13" w16cid:durableId="1192106437">
     <w:abstractNumId w:val="16"/>
   </w:num>
-  <w:num w:numId="14">
+  <w:num w:numId="14" w16cid:durableId="1392383365">
     <w:abstractNumId w:val="6"/>
   </w:num>
-  <w:num w:numId="15">
+  <w:num w:numId="15" w16cid:durableId="671639888">
     <w:abstractNumId w:val="4"/>
   </w:num>
-  <w:num w:numId="16">
+  <w:num w:numId="16" w16cid:durableId="795028979">
     <w:abstractNumId w:val="1"/>
   </w:num>
-  <w:num w:numId="17">
+  <w:num w:numId="17" w16cid:durableId="762577089">
     <w:abstractNumId w:val="2"/>
   </w:num>
 </w:numbering>
 </file>
 
 <file path=word/styles.xml><?xml version="1.0" encoding="utf-8"?>
-<w:styles xmlns:mc="http://schemas.openxmlformats.org/markup-compatibility/2006" xmlns:r="http://schemas.openxmlformats.org/officeDocument/2006/relationships" xmlns:w="http://schemas.openxmlformats.org/wordprocessingml/2006/main" xmlns:w14="http://schemas.microsoft.com/office/word/2010/wordml" xmlns:w15="http://schemas.microsoft.com/office/word/2012/wordml" xmlns:w16se="http://schemas.microsoft.com/office/word/2015/wordml/symex" mc:Ignorable="w14 w15 w16se">
+<w:styles xmlns:mc="http://schemas.openxmlformats.org/markup-compatibility/2006" xmlns:r="http://schemas.openxmlformats.org/officeDocument/2006/relationships" xmlns:w="http://schemas.openxmlformats.org/wordprocessingml/2006/main" xmlns:w14="http://schemas.microsoft.com/office/word/2010/wordml" xmlns:w15="http://schemas.microsoft.com/office/word/2012/wordml" xmlns:w16cex="http://schemas.microsoft.com/office/word/2018/wordml/cex" xmlns:w16cid="http://schemas.microsoft.com/office/word/2016/wordml/cid" xmlns:w16="http://schemas.microsoft.com/office/word/2018/wordml" xmlns:w16du="http://schemas.microsoft.com/office/word/2023/wordml/word16du" xmlns:w16sdtdh="http://schemas.microsoft.com/office/word/2020/wordml/sdtdatahash" xmlns:w16sdtfl="http://schemas.microsoft.com/office/word/2024/wordml/sdtformatlock" xmlns:w16se="http://schemas.microsoft.com/office/word/2015/wordml/symex" mc:Ignorable="w14 w15 w16se w16cid w16 w16cex w16sdtdh w16sdtfl w16du">
   <w:docDefaults>
     <w:rPrDefault>
       <w:rPr>
@@ -5819,7 +5793,7 @@
       </w:pPr>
     </w:pPrDefault>
   </w:docDefaults>
-  <w:latentStyles w:defLockedState="0" w:defUIPriority="99" w:defSemiHidden="0" w:defUnhideWhenUsed="0" w:defQFormat="0" w:count="371">
+  <w:latentStyles w:defLockedState="0" w:defUIPriority="99" w:defSemiHidden="0" w:defUnhideWhenUsed="0" w:defQFormat="0" w:count="376">
     <w:lsdException w:name="Normal" w:uiPriority="0" w:qFormat="1"/>
     <w:lsdException w:name="heading 1" w:uiPriority="9" w:qFormat="1"/>
     <w:lsdException w:name="heading 2" w:semiHidden="1" w:uiPriority="9" w:unhideWhenUsed="1" w:qFormat="1"/>
@@ -6191,6 +6165,11 @@
     <w:lsdException w:name="List Table 5 Dark Accent 6" w:uiPriority="50"/>
     <w:lsdException w:name="List Table 6 Colorful Accent 6" w:uiPriority="51"/>
     <w:lsdException w:name="List Table 7 Colorful Accent 6" w:uiPriority="52"/>
+    <w:lsdException w:name="Mention" w:semiHidden="1" w:unhideWhenUsed="1"/>
+    <w:lsdException w:name="Smart Hyperlink" w:semiHidden="1" w:unhideWhenUsed="1"/>
+    <w:lsdException w:name="Hashtag" w:semiHidden="1" w:unhideWhenUsed="1"/>
+    <w:lsdException w:name="Unresolved Mention" w:semiHidden="1" w:unhideWhenUsed="1"/>
+    <w:lsdException w:name="Smart Link" w:semiHidden="1" w:unhideWhenUsed="1"/>
   </w:latentStyles>
   <w:style w:type="paragraph" w:default="1" w:styleId="a">
     <w:name w:val="Normal"/>
@@ -6199,6 +6178,7 @@
   <w:style w:type="character" w:default="1" w:styleId="a0">
     <w:name w:val="Default Paragraph Font"/>
     <w:uiPriority w:val="1"/>
+    <w:semiHidden/>
     <w:unhideWhenUsed/>
   </w:style>
   <w:style w:type="table" w:default="1" w:styleId="a1">
@@ -6221,6 +6201,50 @@
     <w:uiPriority w:val="99"/>
     <w:semiHidden/>
     <w:unhideWhenUsed/>
+  </w:style>
+  <w:style w:type="paragraph" w:styleId="a3">
+    <w:name w:val="header"/>
+    <w:basedOn w:val="a"/>
+    <w:link w:val="Char"/>
+    <w:uiPriority w:val="99"/>
+    <w:unhideWhenUsed/>
+    <w:rsid w:val="00400217"/>
+    <w:pPr>
+      <w:tabs>
+        <w:tab w:val="center" w:pos="4513"/>
+        <w:tab w:val="right" w:pos="9026"/>
+      </w:tabs>
+      <w:snapToGrid w:val="0"/>
+    </w:pPr>
+  </w:style>
+  <w:style w:type="character" w:customStyle="1" w:styleId="Char">
+    <w:name w:val="머리글 Char"/>
+    <w:basedOn w:val="a0"/>
+    <w:link w:val="a3"/>
+    <w:uiPriority w:val="99"/>
+    <w:rsid w:val="00400217"/>
+  </w:style>
+  <w:style w:type="paragraph" w:styleId="a4">
+    <w:name w:val="footer"/>
+    <w:basedOn w:val="a"/>
+    <w:link w:val="Char0"/>
+    <w:uiPriority w:val="99"/>
+    <w:unhideWhenUsed/>
+    <w:rsid w:val="00400217"/>
+    <w:pPr>
+      <w:tabs>
+        <w:tab w:val="center" w:pos="4513"/>
+        <w:tab w:val="right" w:pos="9026"/>
+      </w:tabs>
+      <w:snapToGrid w:val="0"/>
+    </w:pPr>
+  </w:style>
+  <w:style w:type="character" w:customStyle="1" w:styleId="Char0">
+    <w:name w:val="바닥글 Char"/>
+    <w:basedOn w:val="a0"/>
+    <w:link w:val="a4"/>
+    <w:uiPriority w:val="99"/>
+    <w:rsid w:val="00400217"/>
   </w:style>
 </w:styles>
 </file>
